--- a/downloads/AVA-Enterprise-Value-Realization-System-White-Paper.pdf.docx
+++ b/downloads/AVA-Enterprise-Value-Realization-System-White-Paper.pdf.docx
@@ -761,7 +761,7 @@
           <w:noProof/>
           <w:kern w:val="0"/>
         </w:rPr>
-        <w:pict w14:anchorId="37EFBABB">
+        <w:pict w14:anchorId="0E5F1985">
           <v:rect id="_x0000_i1041" alt="" style="width:468pt;height:.05pt;mso-width-percent:0;mso-height-percent:0;mso-width-percent:0;mso-height-percent:0" o:hralign="center" o:hrstd="t" o:hr="t" fillcolor="#a0a0a0" stroked="f"/>
         </w:pict>
       </w:r>
@@ -971,7 +971,7 @@
           <w:noProof/>
           <w:kern w:val="0"/>
         </w:rPr>
-        <w:pict w14:anchorId="76CF7547">
+        <w:pict w14:anchorId="431001D7">
           <v:rect id="_x0000_i1040" alt="" style="width:468pt;height:.05pt;mso-width-percent:0;mso-height-percent:0;mso-width-percent:0;mso-height-percent:0" o:hralign="center" o:hrstd="t" o:hr="t" fillcolor="#a0a0a0" stroked="f"/>
         </w:pict>
       </w:r>
@@ -1229,7 +1229,7 @@
           <w:kern w:val="0"/>
         </w:rPr>
         <w:lastRenderedPageBreak/>
-        <w:pict w14:anchorId="2CCF2CF7">
+        <w:pict w14:anchorId="2F1C9018">
           <v:rect id="_x0000_i1039" alt="" style="width:468pt;height:.05pt;mso-width-percent:0;mso-height-percent:0;mso-width-percent:0;mso-height-percent:0" o:hralign="center" o:hrstd="t" o:hr="t" fillcolor="#a0a0a0" stroked="f"/>
         </w:pict>
       </w:r>
@@ -1508,7 +1508,7 @@
           <w:noProof/>
           <w:kern w:val="0"/>
         </w:rPr>
-        <w:pict w14:anchorId="1C7D23BB">
+        <w:pict w14:anchorId="427A2BA9">
           <v:rect id="_x0000_i1038" alt="" style="width:468pt;height:.05pt;mso-width-percent:0;mso-height-percent:0;mso-width-percent:0;mso-height-percent:0" o:hralign="center" o:hrstd="t" o:hr="t" fillcolor="#a0a0a0" stroked="f"/>
         </w:pict>
       </w:r>
@@ -1781,7 +1781,7 @@
           <w:noProof/>
           <w:kern w:val="0"/>
         </w:rPr>
-        <w:pict w14:anchorId="6B9B5B00">
+        <w:pict w14:anchorId="38F76666">
           <v:rect id="_x0000_i1037" alt="" style="width:468pt;height:.05pt;mso-width-percent:0;mso-height-percent:0;mso-width-percent:0;mso-height-percent:0" o:hralign="center" o:hrstd="t" o:hr="t" fillcolor="#a0a0a0" stroked="f"/>
         </w:pict>
       </w:r>
@@ -1955,7 +1955,7 @@
           <w:noProof/>
           <w:kern w:val="0"/>
         </w:rPr>
-        <w:pict w14:anchorId="4E8075A5">
+        <w:pict w14:anchorId="19848CBA">
           <v:rect id="_x0000_i1036" alt="" style="width:468pt;height:.05pt;mso-width-percent:0;mso-height-percent:0;mso-width-percent:0;mso-height-percent:0" o:hralign="center" o:hrstd="t" o:hr="t" fillcolor="#a0a0a0" stroked="f"/>
         </w:pict>
       </w:r>
@@ -2075,7 +2075,7 @@
           <w:noProof/>
           <w:kern w:val="0"/>
         </w:rPr>
-        <w:pict w14:anchorId="65CEC94F">
+        <w:pict w14:anchorId="6176FEAC">
           <v:rect id="_x0000_i1035" alt="" style="width:468pt;height:.05pt;mso-width-percent:0;mso-height-percent:0;mso-width-percent:0;mso-height-percent:0" o:hralign="center" o:hrstd="t" o:hr="t" fillcolor="#a0a0a0" stroked="f"/>
         </w:pict>
       </w:r>
@@ -2176,7 +2176,7 @@
           <w:noProof/>
           <w:kern w:val="0"/>
         </w:rPr>
-        <w:pict w14:anchorId="07828E8A">
+        <w:pict w14:anchorId="32D0A0E7">
           <v:rect id="_x0000_i1034" alt="" style="width:468pt;height:.05pt;mso-width-percent:0;mso-height-percent:0;mso-width-percent:0;mso-height-percent:0" o:hralign="center" o:hrstd="t" o:hr="t" fillcolor="#a0a0a0" stroked="f"/>
         </w:pict>
       </w:r>
@@ -2277,7 +2277,7 @@
           <w:noProof/>
           <w:kern w:val="0"/>
         </w:rPr>
-        <w:pict w14:anchorId="6E7A7C6E">
+        <w:pict w14:anchorId="059C859A">
           <v:rect id="_x0000_i1033" alt="" style="width:468pt;height:.05pt;mso-width-percent:0;mso-height-percent:0;mso-width-percent:0;mso-height-percent:0" o:hralign="center" o:hrstd="t" o:hr="t" fillcolor="#a0a0a0" stroked="f"/>
         </w:pict>
       </w:r>
@@ -2397,7 +2397,7 @@
           <w:kern w:val="0"/>
         </w:rPr>
         <w:lastRenderedPageBreak/>
-        <w:pict w14:anchorId="33E93BDA">
+        <w:pict w14:anchorId="18EDAC24">
           <v:rect id="_x0000_i1032" alt="" style="width:468pt;height:.05pt;mso-width-percent:0;mso-height-percent:0;mso-width-percent:0;mso-height-percent:0" o:hralign="center" o:hrstd="t" o:hr="t" fillcolor="#a0a0a0" stroked="f"/>
         </w:pict>
       </w:r>
@@ -2734,7 +2734,7 @@
           <w:noProof/>
           <w:kern w:val="0"/>
         </w:rPr>
-        <w:pict w14:anchorId="6BE40572">
+        <w:pict w14:anchorId="6E769320">
           <v:rect id="_x0000_i1031" alt="" style="width:468pt;height:.05pt;mso-width-percent:0;mso-height-percent:0;mso-width-percent:0;mso-height-percent:0" o:hralign="center" o:hrstd="t" o:hr="t" fillcolor="#a0a0a0" stroked="f"/>
         </w:pict>
       </w:r>
@@ -3206,7 +3206,7 @@
           <w:noProof/>
           <w:kern w:val="0"/>
         </w:rPr>
-        <w:pict w14:anchorId="242EE0DD">
+        <w:pict w14:anchorId="127B2475">
           <v:rect id="_x0000_i1030" alt="" style="width:468pt;height:.05pt;mso-width-percent:0;mso-height-percent:0;mso-width-percent:0;mso-height-percent:0" o:hralign="center" o:hrstd="t" o:hr="t" fillcolor="#a0a0a0" stroked="f"/>
         </w:pict>
       </w:r>
@@ -3524,7 +3524,7 @@
           <w:noProof/>
           <w:kern w:val="0"/>
         </w:rPr>
-        <w:pict w14:anchorId="657F8692">
+        <w:pict w14:anchorId="2FB996D2">
           <v:rect id="_x0000_i1029" alt="" style="width:468pt;height:.05pt;mso-width-percent:0;mso-height-percent:0;mso-width-percent:0;mso-height-percent:0" o:hralign="center" o:hrstd="t" o:hr="t" fillcolor="#a0a0a0" stroked="f"/>
         </w:pict>
       </w:r>
@@ -3805,7 +3805,7 @@
           <w:noProof/>
           <w:kern w:val="0"/>
         </w:rPr>
-        <w:pict w14:anchorId="4F29FC0E">
+        <w:pict w14:anchorId="6F94A669">
           <v:rect id="_x0000_i1028" alt="" style="width:468pt;height:.05pt;mso-width-percent:0;mso-height-percent:0;mso-width-percent:0;mso-height-percent:0" o:hralign="center" o:hrstd="t" o:hr="t" fillcolor="#a0a0a0" stroked="f"/>
         </w:pict>
       </w:r>
@@ -4105,7 +4105,7 @@
           <w:noProof/>
           <w:kern w:val="0"/>
         </w:rPr>
-        <w:pict w14:anchorId="60973E3C">
+        <w:pict w14:anchorId="350D6342">
           <v:rect id="_x0000_i1027" alt="" style="width:468pt;height:.05pt;mso-width-percent:0;mso-height-percent:0;mso-width-percent:0;mso-height-percent:0" o:hralign="center" o:hrstd="t" o:hr="t" fillcolor="#a0a0a0" stroked="f"/>
         </w:pict>
       </w:r>
@@ -4315,7 +4315,7 @@
           <w:noProof/>
           <w:kern w:val="0"/>
         </w:rPr>
-        <w:pict w14:anchorId="5EA60286">
+        <w:pict w14:anchorId="7BCBE5D9">
           <v:rect id="_x0000_i1026" alt="" style="width:468pt;height:.05pt;mso-width-percent:0;mso-height-percent:0;mso-width-percent:0;mso-height-percent:0" o:hralign="center" o:hrstd="t" o:hr="t" fillcolor="#a0a0a0" stroked="f"/>
         </w:pict>
       </w:r>
@@ -4383,7 +4383,7 @@
           <w:noProof/>
           <w:kern w:val="0"/>
         </w:rPr>
-        <w:pict w14:anchorId="3E078C4A">
+        <w:pict w14:anchorId="2AF4164D">
           <v:rect id="_x0000_i1025" alt="" style="width:468pt;height:.05pt;mso-width-percent:0;mso-height-percent:0;mso-width-percent:0;mso-height-percent:0" o:hralign="center" o:hrstd="t" o:hr="t" fillcolor="#a0a0a0" stroked="f"/>
         </w:pict>
       </w:r>
